--- a/documents/step by step learn fast api.docx
+++ b/documents/step by step learn fast api.docx
@@ -68,13 +68,8 @@
           <w:numId w:val="1"/>
         </w:numPr>
       </w:pPr>
-      <w:proofErr w:type="gramStart"/>
-      <w:r>
-        <w:t>Command :</w:t>
-      </w:r>
-      <w:proofErr w:type="gramEnd"/>
-      <w:r>
-        <w:t xml:space="preserve">- python -m </w:t>
+      <w:r>
+        <w:t xml:space="preserve">Command :- python -m </w:t>
       </w:r>
       <w:proofErr w:type="spellStart"/>
       <w:r>
@@ -96,17 +91,8 @@
           <w:numId w:val="1"/>
         </w:numPr>
       </w:pPr>
-      <w:proofErr w:type="gramStart"/>
-      <w:r>
-        <w:t>Activate :</w:t>
-      </w:r>
-      <w:proofErr w:type="gramEnd"/>
-      <w:r>
-        <w:t>-</w:t>
-      </w:r>
-      <w:proofErr w:type="gramStart"/>
-      <w:r>
-        <w:t xml:space="preserve"> .\</w:t>
+      <w:r>
+        <w:t>Activate :- .\</w:t>
       </w:r>
       <w:proofErr w:type="spellStart"/>
       <w:r>
@@ -117,24 +103,12 @@
         <w:t>\Script\</w:t>
       </w:r>
       <w:r>
-        <w:t>Activate</w:t>
-      </w:r>
-      <w:proofErr w:type="gramEnd"/>
-      <w:r>
-        <w:t xml:space="preserve"> </w:t>
-      </w:r>
-    </w:p>
-    <w:p>
-      <w:r>
-        <w:t xml:space="preserve">Step </w:t>
-      </w:r>
-      <w:proofErr w:type="gramStart"/>
-      <w:r>
-        <w:t>02 :</w:t>
-      </w:r>
-      <w:proofErr w:type="gramEnd"/>
-      <w:r>
-        <w:t xml:space="preserve"> install related package </w:t>
+        <w:t xml:space="preserve">Activate </w:t>
+      </w:r>
+    </w:p>
+    <w:p>
+      <w:r>
+        <w:t xml:space="preserve">Step 02 : install related package </w:t>
       </w:r>
     </w:p>
     <w:p>
@@ -149,7 +123,6 @@
         <w:t xml:space="preserve">Pip -m install </w:t>
       </w:r>
       <w:proofErr w:type="spellStart"/>
-      <w:proofErr w:type="gramStart"/>
       <w:r>
         <w:t>FastAPI</w:t>
       </w:r>
@@ -158,32 +131,15 @@
         <w:t xml:space="preserve"> </w:t>
       </w:r>
       <w:r>
-        <w:t xml:space="preserve"> or</w:t>
-      </w:r>
-      <w:proofErr w:type="gramEnd"/>
-      <w:r>
-        <w:t xml:space="preserve"> pip -m install “</w:t>
-      </w:r>
-      <w:proofErr w:type="spellStart"/>
-      <w:proofErr w:type="gramStart"/>
+        <w:t xml:space="preserve"> or pip -m install “</w:t>
+      </w:r>
+      <w:proofErr w:type="spellStart"/>
       <w:r>
         <w:t>FastAPI</w:t>
       </w:r>
       <w:proofErr w:type="spellEnd"/>
       <w:r>
-        <w:t>[</w:t>
-      </w:r>
-      <w:proofErr w:type="gramEnd"/>
-      <w:r>
-        <w:t>“</w:t>
-      </w:r>
-      <w:proofErr w:type="gramStart"/>
-      <w:r>
-        <w:t>standard ”</w:t>
-      </w:r>
-      <w:proofErr w:type="gramEnd"/>
-      <w:r>
-        <w:t>]”</w:t>
+        <w:t>[“standard ”]”</w:t>
       </w:r>
     </w:p>
     <w:p>
@@ -313,13 +269,8 @@
           <w:bCs/>
         </w:rPr>
       </w:pPr>
-      <w:proofErr w:type="gramStart"/>
-      <w:r>
-        <w:t>Ready  for</w:t>
-      </w:r>
-      <w:proofErr w:type="gramEnd"/>
-      <w:r>
-        <w:t xml:space="preserve"> running fast </w:t>
+      <w:r>
+        <w:t xml:space="preserve">Ready  for running fast </w:t>
       </w:r>
       <w:proofErr w:type="spellStart"/>
       <w:r>
@@ -408,17 +359,12 @@
         <w:t xml:space="preserve">App = </w:t>
       </w:r>
       <w:proofErr w:type="spellStart"/>
-      <w:proofErr w:type="gramStart"/>
       <w:r>
         <w:t>FastAPI</w:t>
       </w:r>
       <w:proofErr w:type="spellEnd"/>
       <w:r>
-        <w:t>(</w:t>
-      </w:r>
-      <w:proofErr w:type="gramEnd"/>
-      <w:r>
-        <w:t xml:space="preserve">)   </w:t>
+        <w:t xml:space="preserve">()   </w:t>
       </w:r>
       <w:r>
         <w:tab/>
@@ -471,27 +417,14 @@
       <w:r>
         <w:t>/test-route</w:t>
       </w:r>
-      <w:proofErr w:type="gramStart"/>
       <w:r>
         <w:t>”)</w:t>
       </w:r>
       <w:r>
-        <w:t xml:space="preserve">   </w:t>
-      </w:r>
-      <w:proofErr w:type="gramEnd"/>
-      <w:r>
-        <w:t xml:space="preserve">      #this </w:t>
-      </w:r>
-      <w:r>
-        <w:t xml:space="preserve">is </w:t>
-      </w:r>
-      <w:proofErr w:type="gramStart"/>
-      <w:r>
-        <w:t>get</w:t>
-      </w:r>
-      <w:proofErr w:type="gramEnd"/>
-      <w:r>
-        <w:t xml:space="preserve"> method fetch only data </w:t>
+        <w:t xml:space="preserve">         #this </w:t>
+      </w:r>
+      <w:r>
+        <w:t xml:space="preserve">is get method fetch only data </w:t>
       </w:r>
     </w:p>
     <w:p>
@@ -502,17 +435,12 @@
         <w:t xml:space="preserve">Def </w:t>
       </w:r>
       <w:proofErr w:type="spellStart"/>
-      <w:proofErr w:type="gramStart"/>
       <w:r>
         <w:t>testFuncation</w:t>
       </w:r>
       <w:proofErr w:type="spellEnd"/>
       <w:r>
-        <w:t>(</w:t>
-      </w:r>
-      <w:proofErr w:type="gramEnd"/>
-      <w:r>
-        <w:t>):</w:t>
+        <w:t>():</w:t>
       </w:r>
     </w:p>
     <w:p>
@@ -525,17 +453,12 @@
       </w:r>
       <w:proofErr w:type="spellStart"/>
       <w:r>
-        <w:t>message”</w:t>
-      </w:r>
-      <w:proofErr w:type="gramStart"/>
-      <w:r>
-        <w:t>:”</w:t>
+        <w:t>message”:”</w:t>
       </w:r>
       <w:r>
         <w:t>Your</w:t>
       </w:r>
       <w:proofErr w:type="spellEnd"/>
-      <w:proofErr w:type="gramEnd"/>
       <w:r>
         <w:t xml:space="preserve"> backend server is up fast </w:t>
       </w:r>
@@ -545,18 +468,10 @@
       </w:r>
       <w:proofErr w:type="spellEnd"/>
       <w:r>
-        <w:t xml:space="preserve"> is </w:t>
-      </w:r>
-      <w:proofErr w:type="gramStart"/>
-      <w:r>
-        <w:t xml:space="preserve">runed </w:t>
-      </w:r>
-      <w:r>
-        <w:t>”</w:t>
-      </w:r>
-      <w:proofErr w:type="gramEnd"/>
-      <w:r>
-        <w:t>}</w:t>
+        <w:t xml:space="preserve"> is runed </w:t>
+      </w:r>
+      <w:r>
+        <w:t>”}</w:t>
       </w:r>
     </w:p>
     <w:p>
@@ -670,18 +585,10 @@
         </w:numPr>
       </w:pPr>
       <w:r>
-        <w:t xml:space="preserve">What is path </w:t>
-      </w:r>
-      <w:proofErr w:type="gramStart"/>
-      <w:r>
-        <w:t xml:space="preserve">parameter </w:t>
-      </w:r>
-      <w:r>
-        <w:t>:</w:t>
-      </w:r>
-      <w:proofErr w:type="gramEnd"/>
-      <w:r>
-        <w:t xml:space="preserve">- </w:t>
+        <w:t xml:space="preserve">What is path parameter </w:t>
+      </w:r>
+      <w:r>
+        <w:t xml:space="preserve">:- </w:t>
       </w:r>
       <w:r>
         <w:t xml:space="preserve">In Python, a </w:t>
@@ -733,15 +640,7 @@
           <w:b/>
           <w:bCs/>
         </w:rPr>
-        <w:t xml:space="preserve">How use our </w:t>
-      </w:r>
-      <w:proofErr w:type="gramStart"/>
-      <w:r>
-        <w:rPr>
-          <w:b/>
-          <w:bCs/>
-        </w:rPr>
-        <w:t xml:space="preserve">program </w:t>
+        <w:t xml:space="preserve">How use our program </w:t>
       </w:r>
       <w:r>
         <w:rPr>
@@ -750,7 +649,6 @@
         </w:rPr>
         <w:t xml:space="preserve"> *</w:t>
       </w:r>
-      <w:proofErr w:type="gramEnd"/>
     </w:p>
     <w:p>
       <w:pPr>
@@ -818,17 +716,12 @@
         <w:t xml:space="preserve">App = </w:t>
       </w:r>
       <w:proofErr w:type="spellStart"/>
-      <w:proofErr w:type="gramStart"/>
       <w:r>
         <w:t>FastAPI</w:t>
       </w:r>
       <w:proofErr w:type="spellEnd"/>
       <w:r>
-        <w:t>(</w:t>
-      </w:r>
-      <w:proofErr w:type="gramEnd"/>
-      <w:r>
-        <w:t>)</w:t>
+        <w:t>()</w:t>
       </w:r>
     </w:p>
     <w:p>
@@ -837,23 +730,16 @@
       </w:pPr>
       <w:r>
         <w:tab/>
-      </w:r>
-      <w:r>
         <w:t>@app.get(“/test-route</w:t>
       </w:r>
       <w:r>
         <w:t>{pathParameter}</w:t>
       </w:r>
-      <w:proofErr w:type="gramStart"/>
       <w:r>
         <w:t xml:space="preserve">”) </w:t>
       </w:r>
       <w:r>
-        <w:t xml:space="preserve">  </w:t>
-      </w:r>
-      <w:proofErr w:type="gramEnd"/>
-      <w:r>
-        <w:t xml:space="preserve">    # we need to send with route and </w:t>
+        <w:t xml:space="preserve">      # we need to send with route and </w:t>
       </w:r>
       <w:r>
         <w:t xml:space="preserve">function parameter </w:t>
@@ -906,7 +792,6 @@
         <w:t xml:space="preserve"> </w:t>
       </w:r>
       <w:proofErr w:type="spellStart"/>
-      <w:proofErr w:type="gramStart"/>
       <w:r>
         <w:t>pathparameter</w:t>
       </w:r>
@@ -914,7 +799,6 @@
       <w:r>
         <w:t xml:space="preserve"> }</w:t>
       </w:r>
-      <w:proofErr w:type="gramEnd"/>
       <w:r>
         <w:t xml:space="preserve">        </w:t>
       </w:r>
@@ -944,15 +828,7 @@
     </w:p>
     <w:p>
       <w:r>
-        <w:t xml:space="preserve"> This requirement txt </w:t>
-      </w:r>
-      <w:proofErr w:type="gramStart"/>
-      <w:r>
-        <w:t>file</w:t>
-      </w:r>
-      <w:proofErr w:type="gramEnd"/>
-      <w:r>
-        <w:t xml:space="preserve"> your main file for example you clone your repo that not available </w:t>
+        <w:t xml:space="preserve"> This requirement txt file your main file for example you clone your repo that not available </w:t>
       </w:r>
       <w:r>
         <w:t xml:space="preserve">those we need to install this simple create this command throw </w:t>
@@ -1240,6 +1116,1029 @@
         <w:pStyle w:val="ListParagraph"/>
         <w:ind w:left="1080"/>
       </w:pPr>
+    </w:p>
+    <w:p>
+      <w:pPr>
+        <w:pStyle w:val="ListParagraph"/>
+        <w:ind w:left="1080"/>
+        <w:rPr>
+          <w:b/>
+          <w:bCs/>
+        </w:rPr>
+      </w:pPr>
+      <w:r>
+        <w:rPr>
+          <w:b/>
+          <w:bCs/>
+        </w:rPr>
+        <w:lastRenderedPageBreak/>
+        <w:t xml:space="preserve">Example </w:t>
+      </w:r>
+    </w:p>
+    <w:p>
+      <w:pPr>
+        <w:pStyle w:val="ListParagraph"/>
+        <w:ind w:left="1080"/>
+        <w:rPr>
+          <w:b/>
+          <w:bCs/>
+        </w:rPr>
+      </w:pPr>
+    </w:p>
+    <w:p>
+      <w:pPr>
+        <w:pStyle w:val="ListParagraph"/>
+        <w:ind w:left="1080"/>
+      </w:pPr>
+      <w:r>
+        <w:t xml:space="preserve">From </w:t>
+      </w:r>
+      <w:proofErr w:type="spellStart"/>
+      <w:r>
+        <w:t>fastapi</w:t>
+      </w:r>
+      <w:proofErr w:type="spellEnd"/>
+      <w:r>
+        <w:t xml:space="preserve"> import </w:t>
+      </w:r>
+      <w:proofErr w:type="spellStart"/>
+      <w:r>
+        <w:t>FastAPI</w:t>
+      </w:r>
+      <w:proofErr w:type="spellEnd"/>
+    </w:p>
+    <w:p>
+      <w:pPr>
+        <w:pStyle w:val="ListParagraph"/>
+        <w:ind w:left="1080"/>
+      </w:pPr>
+      <w:r>
+        <w:t xml:space="preserve">From dataset import </w:t>
+      </w:r>
+      <w:r>
+        <w:t xml:space="preserve">product </w:t>
+      </w:r>
+    </w:p>
+    <w:p>
+      <w:pPr>
+        <w:pStyle w:val="ListParagraph"/>
+        <w:ind w:left="1080"/>
+      </w:pPr>
+    </w:p>
+    <w:p>
+      <w:pPr>
+        <w:pStyle w:val="ListParagraph"/>
+        <w:ind w:left="1080"/>
+      </w:pPr>
+      <w:r>
+        <w:t xml:space="preserve">App = </w:t>
+      </w:r>
+      <w:proofErr w:type="spellStart"/>
+      <w:r>
+        <w:t>FastAPI</w:t>
+      </w:r>
+      <w:proofErr w:type="spellEnd"/>
+      <w:r>
+        <w:t>()</w:t>
+      </w:r>
+    </w:p>
+    <w:p>
+      <w:pPr>
+        <w:pStyle w:val="ListParagraph"/>
+        <w:ind w:left="1080"/>
+      </w:pPr>
+    </w:p>
+    <w:p>
+      <w:pPr>
+        <w:pStyle w:val="ListParagraph"/>
+        <w:ind w:left="1080"/>
+      </w:pPr>
+      <w:r>
+        <w:t>@app.get(“/fetch-userwise-record/{userID}”)</w:t>
+      </w:r>
+    </w:p>
+    <w:p>
+      <w:pPr>
+        <w:pStyle w:val="ListParagraph"/>
+        <w:ind w:left="1080"/>
+      </w:pPr>
+      <w:r>
+        <w:t xml:space="preserve">Def </w:t>
+      </w:r>
+      <w:proofErr w:type="spellStart"/>
+      <w:r>
+        <w:t>fetchUserRecord</w:t>
+      </w:r>
+      <w:proofErr w:type="spellEnd"/>
+      <w:r>
+        <w:t>(</w:t>
+      </w:r>
+      <w:proofErr w:type="spellStart"/>
+      <w:r>
+        <w:t>userID:int</w:t>
+      </w:r>
+      <w:proofErr w:type="spellEnd"/>
+      <w:r>
+        <w:t>):</w:t>
+      </w:r>
+    </w:p>
+    <w:p>
+      <w:pPr>
+        <w:pStyle w:val="ListParagraph"/>
+        <w:ind w:left="1080"/>
+      </w:pPr>
+    </w:p>
+    <w:p>
+      <w:pPr>
+        <w:pStyle w:val="ListParagraph"/>
+        <w:ind w:left="1080"/>
+      </w:pPr>
+      <w:r>
+        <w:tab/>
+      </w:r>
+      <w:proofErr w:type="spellStart"/>
+      <w:r>
+        <w:t>userRecord</w:t>
+      </w:r>
+      <w:proofErr w:type="spellEnd"/>
+      <w:r>
+        <w:t xml:space="preserve"> = none </w:t>
+      </w:r>
+    </w:p>
+    <w:p>
+      <w:pPr>
+        <w:pStyle w:val="ListParagraph"/>
+        <w:ind w:left="1080"/>
+      </w:pPr>
+      <w:r>
+        <w:t xml:space="preserve">#  find logic use for loop in loop find to this id </w:t>
+      </w:r>
+    </w:p>
+    <w:p>
+      <w:pPr>
+        <w:pStyle w:val="ListParagraph"/>
+        <w:ind w:left="1080"/>
+      </w:pPr>
+      <w:r>
+        <w:t xml:space="preserve">For </w:t>
+      </w:r>
+      <w:proofErr w:type="spellStart"/>
+      <w:r>
+        <w:t>searchId</w:t>
+      </w:r>
+      <w:proofErr w:type="spellEnd"/>
+      <w:r>
+        <w:t xml:space="preserve"> in product:</w:t>
+      </w:r>
+    </w:p>
+    <w:p>
+      <w:pPr>
+        <w:pStyle w:val="ListParagraph"/>
+        <w:ind w:left="1080"/>
+      </w:pPr>
+      <w:r>
+        <w:tab/>
+        <w:t xml:space="preserve">If </w:t>
+      </w:r>
+      <w:proofErr w:type="spellStart"/>
+      <w:r>
+        <w:t>searchId.get</w:t>
+      </w:r>
+      <w:proofErr w:type="spellEnd"/>
+      <w:r>
+        <w:t xml:space="preserve">(“id”) == </w:t>
+      </w:r>
+      <w:proofErr w:type="spellStart"/>
+      <w:r>
+        <w:t>userID</w:t>
+      </w:r>
+      <w:proofErr w:type="spellEnd"/>
+    </w:p>
+    <w:p>
+      <w:pPr>
+        <w:pStyle w:val="ListParagraph"/>
+        <w:ind w:left="1080"/>
+      </w:pPr>
+      <w:r>
+        <w:tab/>
+      </w:r>
+      <w:r>
+        <w:tab/>
+      </w:r>
+      <w:proofErr w:type="spellStart"/>
+      <w:r>
+        <w:t>userRecord</w:t>
+      </w:r>
+      <w:proofErr w:type="spellEnd"/>
+      <w:r>
+        <w:t xml:space="preserve"> = </w:t>
+      </w:r>
+      <w:proofErr w:type="spellStart"/>
+      <w:r>
+        <w:t>searchId</w:t>
+      </w:r>
+      <w:proofErr w:type="spellEnd"/>
+    </w:p>
+    <w:p>
+      <w:pPr>
+        <w:pStyle w:val="ListParagraph"/>
+        <w:ind w:left="1080"/>
+      </w:pPr>
+      <w:r>
+        <w:tab/>
+      </w:r>
+      <w:r>
+        <w:tab/>
+        <w:t>Return {</w:t>
+      </w:r>
+      <w:r>
+        <w:t xml:space="preserve"> </w:t>
+      </w:r>
+      <w:proofErr w:type="spellStart"/>
+      <w:r>
+        <w:t>searchId</w:t>
+      </w:r>
+      <w:proofErr w:type="spellEnd"/>
+      <w:r>
+        <w:t xml:space="preserve"> }</w:t>
+      </w:r>
+    </w:p>
+    <w:p>
+      <w:pPr>
+        <w:pStyle w:val="ListParagraph"/>
+        <w:ind w:left="1080"/>
+      </w:pPr>
+    </w:p>
+    <w:p>
+      <w:pPr>
+        <w:pStyle w:val="ListParagraph"/>
+        <w:ind w:left="1080"/>
+      </w:pPr>
+    </w:p>
+    <w:p>
+      <w:pPr>
+        <w:pStyle w:val="ListParagraph"/>
+        <w:ind w:left="1080"/>
+      </w:pPr>
+    </w:p>
+    <w:p>
+      <w:pPr>
+        <w:rPr>
+          <w:b/>
+          <w:bCs/>
+        </w:rPr>
+      </w:pPr>
+      <w:r>
+        <w:rPr>
+          <w:b/>
+          <w:bCs/>
+        </w:rPr>
+        <w:t xml:space="preserve">** Request parameter use default python </w:t>
+      </w:r>
+      <w:r>
+        <w:rPr>
+          <w:b/>
+          <w:bCs/>
+        </w:rPr>
+        <w:t xml:space="preserve"> fast </w:t>
+      </w:r>
+      <w:proofErr w:type="spellStart"/>
+      <w:r>
+        <w:rPr>
+          <w:b/>
+          <w:bCs/>
+        </w:rPr>
+        <w:t>api</w:t>
+      </w:r>
+      <w:proofErr w:type="spellEnd"/>
+      <w:r>
+        <w:rPr>
+          <w:b/>
+          <w:bCs/>
+        </w:rPr>
+        <w:t xml:space="preserve"> </w:t>
+      </w:r>
+      <w:r>
+        <w:rPr>
+          <w:b/>
+          <w:bCs/>
+        </w:rPr>
+        <w:t>**</w:t>
+      </w:r>
+    </w:p>
+    <w:p>
+      <w:pPr>
+        <w:pStyle w:val="ListParagraph"/>
+        <w:numPr>
+          <w:ilvl w:val="0"/>
+          <w:numId w:val="8"/>
+        </w:numPr>
+        <w:rPr>
+          <w:b/>
+          <w:bCs/>
+        </w:rPr>
+      </w:pPr>
+      <w:r>
+        <w:t xml:space="preserve">This python free build </w:t>
+      </w:r>
+      <w:r>
+        <w:t xml:space="preserve">library  - we can import and used </w:t>
+      </w:r>
+    </w:p>
+    <w:p>
+      <w:pPr>
+        <w:pStyle w:val="ListParagraph"/>
+        <w:numPr>
+          <w:ilvl w:val="0"/>
+          <w:numId w:val="8"/>
+        </w:numPr>
+      </w:pPr>
+      <w:r>
+        <w:t>accesses incoming HTTP request details, such as headers, URL, cookies, and client information.</w:t>
+      </w:r>
+    </w:p>
+    <w:p/>
+    <w:p/>
+    <w:p>
+      <w:pPr>
+        <w:ind w:left="720"/>
+      </w:pPr>
+      <w:r>
+        <w:t xml:space="preserve">From </w:t>
+      </w:r>
+      <w:proofErr w:type="spellStart"/>
+      <w:r>
+        <w:t>fastapi</w:t>
+      </w:r>
+      <w:proofErr w:type="spellEnd"/>
+      <w:r>
+        <w:t xml:space="preserve"> import </w:t>
+      </w:r>
+      <w:proofErr w:type="spellStart"/>
+      <w:r>
+        <w:t>fastapi</w:t>
+      </w:r>
+      <w:proofErr w:type="spellEnd"/>
+      <w:r>
+        <w:t xml:space="preserve"> ,Request </w:t>
+      </w:r>
+    </w:p>
+    <w:p>
+      <w:pPr>
+        <w:pStyle w:val="ListParagraph"/>
+        <w:ind w:left="1080"/>
+      </w:pPr>
+      <w:r>
+        <w:t xml:space="preserve">App = </w:t>
+      </w:r>
+      <w:proofErr w:type="spellStart"/>
+      <w:r>
+        <w:t>FastAPI</w:t>
+      </w:r>
+      <w:proofErr w:type="spellEnd"/>
+      <w:r>
+        <w:t>()</w:t>
+      </w:r>
+    </w:p>
+    <w:p>
+      <w:pPr>
+        <w:pStyle w:val="ListParagraph"/>
+        <w:ind w:left="1080"/>
+      </w:pPr>
+      <w:r>
+        <w:t xml:space="preserve"># this object fast </w:t>
+      </w:r>
+      <w:proofErr w:type="spellStart"/>
+      <w:r>
+        <w:t>api</w:t>
+      </w:r>
+      <w:proofErr w:type="spellEnd"/>
+      <w:r>
+        <w:t xml:space="preserve"> </w:t>
+      </w:r>
+    </w:p>
+    <w:p>
+      <w:pPr>
+        <w:pStyle w:val="ListParagraph"/>
+        <w:ind w:left="1080"/>
+      </w:pPr>
+      <w:r>
+        <w:t xml:space="preserve"># we will create path </w:t>
+      </w:r>
+      <w:r>
+        <w:t xml:space="preserve">parameter </w:t>
+      </w:r>
+    </w:p>
+    <w:p>
+      <w:pPr>
+        <w:pStyle w:val="ListParagraph"/>
+        <w:ind w:left="1080"/>
+      </w:pPr>
+    </w:p>
+    <w:p>
+      <w:pPr>
+        <w:pStyle w:val="ListParagraph"/>
+        <w:ind w:left="1080"/>
+      </w:pPr>
+      <w:r>
+        <w:t>@app.get(“/path-parameter</w:t>
+      </w:r>
+      <w:r>
+        <w:t>”)</w:t>
+      </w:r>
+    </w:p>
+    <w:p>
+      <w:pPr>
+        <w:pStyle w:val="ListParagraph"/>
+        <w:ind w:left="1080"/>
+      </w:pPr>
+    </w:p>
+    <w:p>
+      <w:pPr>
+        <w:pStyle w:val="ListParagraph"/>
+        <w:ind w:left="1080"/>
+      </w:pPr>
+      <w:r>
+        <w:t xml:space="preserve">Def </w:t>
+      </w:r>
+      <w:proofErr w:type="spellStart"/>
+      <w:r>
+        <w:t>ReuestParameter</w:t>
+      </w:r>
+      <w:proofErr w:type="spellEnd"/>
+      <w:r>
+        <w:t>(</w:t>
+      </w:r>
+      <w:proofErr w:type="spellStart"/>
+      <w:r>
+        <w:t>request:Request</w:t>
+      </w:r>
+      <w:proofErr w:type="spellEnd"/>
+      <w:r>
+        <w:t>):</w:t>
+      </w:r>
+    </w:p>
+    <w:p>
+      <w:pPr>
+        <w:pStyle w:val="ListParagraph"/>
+        <w:ind w:left="1080"/>
+      </w:pPr>
+      <w:r>
+        <w:t xml:space="preserve">collection = </w:t>
+      </w:r>
+      <w:proofErr w:type="spellStart"/>
+      <w:r>
+        <w:t>dict</w:t>
+      </w:r>
+      <w:proofErr w:type="spellEnd"/>
+      <w:r>
+        <w:t>(</w:t>
+      </w:r>
+      <w:proofErr w:type="spellStart"/>
+      <w:r>
+        <w:t>request.path_params</w:t>
+      </w:r>
+      <w:proofErr w:type="spellEnd"/>
+      <w:r>
+        <w:t>)</w:t>
+      </w:r>
+    </w:p>
+    <w:p>
+      <w:pPr>
+        <w:pStyle w:val="ListParagraph"/>
+        <w:ind w:left="1080"/>
+      </w:pPr>
+      <w:r>
+        <w:t xml:space="preserve">return collection </w:t>
+      </w:r>
+    </w:p>
+    <w:p>
+      <w:pPr>
+        <w:pStyle w:val="ListParagraph"/>
+        <w:ind w:left="1080"/>
+      </w:pPr>
+    </w:p>
+    <w:p>
+      <w:pPr>
+        <w:pStyle w:val="ListParagraph"/>
+        <w:ind w:left="1080"/>
+      </w:pPr>
+    </w:p>
+    <w:p>
+      <w:pPr>
+        <w:pStyle w:val="ListParagraph"/>
+        <w:ind w:left="1080"/>
+      </w:pPr>
+    </w:p>
+    <w:p>
+      <w:pPr>
+        <w:pStyle w:val="ListParagraph"/>
+        <w:ind w:left="1080"/>
+      </w:pPr>
+    </w:p>
+    <w:p>
+      <w:pPr>
+        <w:pStyle w:val="ListParagraph"/>
+        <w:ind w:left="1080"/>
+        <w:rPr>
+          <w:b/>
+          <w:bCs/>
+          <w:sz w:val="36"/>
+          <w:szCs w:val="36"/>
+        </w:rPr>
+      </w:pPr>
+      <w:r>
+        <w:rPr>
+          <w:b/>
+          <w:bCs/>
+          <w:sz w:val="36"/>
+          <w:szCs w:val="36"/>
+        </w:rPr>
+        <w:t>** HTTP method *</w:t>
+      </w:r>
+    </w:p>
+    <w:p>
+      <w:pPr>
+        <w:pStyle w:val="ListParagraph"/>
+        <w:numPr>
+          <w:ilvl w:val="0"/>
+          <w:numId w:val="9"/>
+        </w:numPr>
+      </w:pPr>
+      <w:r>
+        <w:t xml:space="preserve">what is HTTP method why used in </w:t>
+      </w:r>
+      <w:r>
+        <w:t>every backend</w:t>
+      </w:r>
+    </w:p>
+    <w:p>
+      <w:pPr>
+        <w:pStyle w:val="ListParagraph"/>
+        <w:numPr>
+          <w:ilvl w:val="0"/>
+          <w:numId w:val="9"/>
+        </w:numPr>
+      </w:pPr>
+      <w:r>
+        <w:t xml:space="preserve">HTTP method – simple communicate to serve and client </w:t>
+      </w:r>
+      <w:r>
+        <w:t xml:space="preserve">send and </w:t>
+      </w:r>
+      <w:r>
+        <w:t xml:space="preserve">received request </w:t>
+      </w:r>
+    </w:p>
+    <w:p>
+      <w:pPr>
+        <w:rPr>
+          <w:b/>
+          <w:bCs/>
+        </w:rPr>
+      </w:pPr>
+      <w:r>
+        <w:rPr>
+          <w:b/>
+          <w:bCs/>
+        </w:rPr>
+        <w:t xml:space="preserve">Use following method this type </w:t>
+      </w:r>
+      <w:r>
+        <w:rPr>
+          <w:b/>
+          <w:bCs/>
+        </w:rPr>
+        <w:t xml:space="preserve"> </w:t>
+      </w:r>
+      <w:r>
+        <w:rPr>
+          <w:b/>
+          <w:bCs/>
+        </w:rPr>
+        <w:t>*</w:t>
+      </w:r>
+    </w:p>
+    <w:p>
+      <w:pPr>
+        <w:rPr>
+          <w:b/>
+          <w:bCs/>
+        </w:rPr>
+      </w:pPr>
+    </w:p>
+    <w:p>
+      <w:pPr>
+        <w:pStyle w:val="ListParagraph"/>
+        <w:numPr>
+          <w:ilvl w:val="0"/>
+          <w:numId w:val="10"/>
+        </w:numPr>
+      </w:pPr>
+      <w:r>
+        <w:rPr>
+          <w:b/>
+          <w:bCs/>
+        </w:rPr>
+        <w:t>Get method</w:t>
+      </w:r>
+      <w:r>
+        <w:t xml:space="preserve"> </w:t>
+      </w:r>
+      <w:r>
+        <w:t xml:space="preserve">– </w:t>
+      </w:r>
+      <w:r>
+        <w:t>Sends a request from the client to the server to retrieve or fetch data.</w:t>
+      </w:r>
+      <w:r>
+        <w:t xml:space="preserve"> </w:t>
+      </w:r>
+    </w:p>
+    <w:p>
+      <w:pPr>
+        <w:pStyle w:val="ListParagraph"/>
+        <w:numPr>
+          <w:ilvl w:val="0"/>
+          <w:numId w:val="10"/>
+        </w:numPr>
+      </w:pPr>
+      <w:r>
+        <w:rPr>
+          <w:b/>
+          <w:bCs/>
+        </w:rPr>
+        <w:t xml:space="preserve">POST method </w:t>
+      </w:r>
+      <w:r>
+        <w:t>–</w:t>
+      </w:r>
+      <w:r>
+        <w:rPr>
+          <w:rFonts w:ascii="Segoe UI" w:hAnsi="Segoe UI" w:cs="Segoe UI"/>
+          <w:color w:val="0D0D0D"/>
+          <w:shd w:val="clear" w:color="auto" w:fill="FCFCFC"/>
+        </w:rPr>
+        <w:t xml:space="preserve"> </w:t>
+      </w:r>
+      <w:r>
+        <w:t>Sends data from the client to the server to create a new resource.</w:t>
+      </w:r>
+    </w:p>
+    <w:p>
+      <w:pPr>
+        <w:pStyle w:val="ListParagraph"/>
+        <w:numPr>
+          <w:ilvl w:val="0"/>
+          <w:numId w:val="10"/>
+        </w:numPr>
+      </w:pPr>
+      <w:r>
+        <w:rPr>
+          <w:b/>
+          <w:bCs/>
+        </w:rPr>
+        <w:t>PUT</w:t>
+      </w:r>
+      <w:r>
+        <w:t xml:space="preserve"> </w:t>
+      </w:r>
+      <w:r>
+        <w:rPr>
+          <w:b/>
+          <w:bCs/>
+        </w:rPr>
+        <w:t>method</w:t>
+      </w:r>
+      <w:r>
+        <w:t xml:space="preserve"> </w:t>
+      </w:r>
+      <w:r>
+        <w:t>-</w:t>
+      </w:r>
+      <w:r>
+        <w:rPr>
+          <w:rFonts w:ascii="Segoe UI" w:hAnsi="Segoe UI" w:cs="Segoe UI"/>
+          <w:color w:val="0D0D0D"/>
+          <w:shd w:val="clear" w:color="auto" w:fill="FCFCFC"/>
+        </w:rPr>
+        <w:t xml:space="preserve"> </w:t>
+      </w:r>
+      <w:r>
+        <w:t>Sends data from the client to the server to update or replace an existing resource.</w:t>
+      </w:r>
+    </w:p>
+    <w:p>
+      <w:pPr>
+        <w:pStyle w:val="ListParagraph"/>
+        <w:numPr>
+          <w:ilvl w:val="0"/>
+          <w:numId w:val="10"/>
+        </w:numPr>
+      </w:pPr>
+      <w:r>
+        <w:rPr>
+          <w:b/>
+          <w:bCs/>
+        </w:rPr>
+        <w:t xml:space="preserve">Delete :method </w:t>
+      </w:r>
+      <w:r>
+        <w:rPr>
+          <w:b/>
+          <w:bCs/>
+        </w:rPr>
+        <w:t xml:space="preserve">:- </w:t>
+      </w:r>
+      <w:r>
+        <w:t>Sends a request from the client to the server to delete an existing resource.</w:t>
+      </w:r>
+    </w:p>
+    <w:p>
+      <w:pPr>
+        <w:pStyle w:val="ListParagraph"/>
+        <w:ind w:left="1080"/>
+      </w:pPr>
+    </w:p>
+    <w:p>
+      <w:pPr>
+        <w:pStyle w:val="ListParagraph"/>
+        <w:ind w:left="1080"/>
+      </w:pPr>
+    </w:p>
+    <w:p>
+      <w:pPr>
+        <w:pStyle w:val="ListParagraph"/>
+        <w:ind w:left="1080"/>
+      </w:pPr>
+    </w:p>
+    <w:p>
+      <w:pPr>
+        <w:rPr>
+          <w:b/>
+          <w:bCs/>
+        </w:rPr>
+      </w:pPr>
+      <w:r>
+        <w:rPr>
+          <w:b/>
+          <w:bCs/>
+        </w:rPr>
+        <w:t xml:space="preserve">We will take all example in fast </w:t>
+      </w:r>
+      <w:proofErr w:type="spellStart"/>
+      <w:r>
+        <w:rPr>
+          <w:b/>
+          <w:bCs/>
+        </w:rPr>
+        <w:t>api</w:t>
+      </w:r>
+      <w:proofErr w:type="spellEnd"/>
+      <w:r>
+        <w:rPr>
+          <w:b/>
+          <w:bCs/>
+        </w:rPr>
+        <w:t xml:space="preserve"> throw </w:t>
+      </w:r>
+      <w:r>
+        <w:rPr>
+          <w:b/>
+          <w:bCs/>
+        </w:rPr>
+        <w:t xml:space="preserve"> * </w:t>
+      </w:r>
+    </w:p>
+    <w:p>
+      <w:r>
+        <w:t xml:space="preserve">This sample data </w:t>
+      </w:r>
+    </w:p>
+    <w:p>
+      <w:pPr>
+        <w:pStyle w:val="ListParagraph"/>
+        <w:ind w:left="1080"/>
+      </w:pPr>
+      <w:r>
+        <w:t>product = [</w:t>
+      </w:r>
+    </w:p>
+    <w:p>
+      <w:pPr>
+        <w:pStyle w:val="ListParagraph"/>
+        <w:ind w:left="1080"/>
+      </w:pPr>
+      <w:r>
+        <w:t>    {</w:t>
+      </w:r>
+    </w:p>
+    <w:p>
+      <w:pPr>
+        <w:pStyle w:val="ListParagraph"/>
+        <w:ind w:left="1080"/>
+      </w:pPr>
+      <w:r>
+        <w:t>        "id": 1,</w:t>
+      </w:r>
+    </w:p>
+    <w:p>
+      <w:pPr>
+        <w:pStyle w:val="ListParagraph"/>
+        <w:ind w:left="1080"/>
+      </w:pPr>
+      <w:r>
+        <w:t>        "</w:t>
+      </w:r>
+      <w:proofErr w:type="spellStart"/>
+      <w:r>
+        <w:t>fname</w:t>
+      </w:r>
+      <w:proofErr w:type="spellEnd"/>
+      <w:r>
+        <w:t>": "Rahul",</w:t>
+      </w:r>
+    </w:p>
+    <w:p>
+      <w:pPr>
+        <w:pStyle w:val="ListParagraph"/>
+        <w:ind w:left="1080"/>
+      </w:pPr>
+      <w:r>
+        <w:t>        "</w:t>
+      </w:r>
+      <w:proofErr w:type="spellStart"/>
+      <w:r>
+        <w:t>lname</w:t>
+      </w:r>
+      <w:proofErr w:type="spellEnd"/>
+      <w:r>
+        <w:t>": "Sharma",</w:t>
+      </w:r>
+    </w:p>
+    <w:p>
+      <w:pPr>
+        <w:pStyle w:val="ListParagraph"/>
+        <w:ind w:left="1080"/>
+      </w:pPr>
+      <w:r>
+        <w:t>        "</w:t>
+      </w:r>
+      <w:proofErr w:type="spellStart"/>
+      <w:r>
+        <w:t>tempAddress</w:t>
+      </w:r>
+      <w:proofErr w:type="spellEnd"/>
+      <w:r>
+        <w:t>": "Pune, Maharashtra",</w:t>
+      </w:r>
+    </w:p>
+    <w:p>
+      <w:pPr>
+        <w:pStyle w:val="ListParagraph"/>
+        <w:ind w:left="1080"/>
+      </w:pPr>
+      <w:r>
+        <w:t>        "</w:t>
+      </w:r>
+      <w:proofErr w:type="spellStart"/>
+      <w:r>
+        <w:t>parmentAddress</w:t>
+      </w:r>
+      <w:proofErr w:type="spellEnd"/>
+      <w:r>
+        <w:t>": "Nashik, Maharashtra",</w:t>
+      </w:r>
+    </w:p>
+    <w:p>
+      <w:pPr>
+        <w:pStyle w:val="ListParagraph"/>
+        <w:ind w:left="1080"/>
+      </w:pPr>
+      <w:r>
+        <w:t>        "Email": "rahul.sharma@example.com",</w:t>
+      </w:r>
+    </w:p>
+    <w:p>
+      <w:pPr>
+        <w:pStyle w:val="ListParagraph"/>
+        <w:ind w:left="1080"/>
+      </w:pPr>
+      <w:r>
+        <w:t>        "Mobile": "0000000001",</w:t>
+      </w:r>
+    </w:p>
+    <w:p>
+      <w:pPr>
+        <w:pStyle w:val="ListParagraph"/>
+        <w:ind w:left="1080"/>
+      </w:pPr>
+      <w:r>
+        <w:t>        "gender": "Male"</w:t>
+      </w:r>
+    </w:p>
+    <w:p>
+      <w:pPr>
+        <w:pStyle w:val="ListParagraph"/>
+        <w:ind w:left="1080"/>
+      </w:pPr>
+      <w:r>
+        <w:t>    },</w:t>
+      </w:r>
+    </w:p>
+    <w:p>
+      <w:pPr>
+        <w:pStyle w:val="ListParagraph"/>
+        <w:ind w:left="1080"/>
+      </w:pPr>
+      <w:r>
+        <w:t>]</w:t>
+      </w:r>
+    </w:p>
+    <w:p>
+      <w:pPr>
+        <w:rPr>
+          <w:b/>
+          <w:bCs/>
+        </w:rPr>
+      </w:pPr>
+    </w:p>
+    <w:p>
+      <w:pPr>
+        <w:rPr>
+          <w:b/>
+          <w:bCs/>
+        </w:rPr>
+      </w:pPr>
+      <w:r>
+        <w:rPr>
+          <w:b/>
+          <w:bCs/>
+        </w:rPr>
+        <w:t xml:space="preserve">Example of get method </w:t>
+      </w:r>
+      <w:r>
+        <w:rPr>
+          <w:b/>
+          <w:bCs/>
+        </w:rPr>
+        <w:t>:</w:t>
+      </w:r>
+    </w:p>
+    <w:p>
+      <w:r>
+        <w:t xml:space="preserve">From </w:t>
+      </w:r>
+      <w:proofErr w:type="spellStart"/>
+      <w:r>
+        <w:t>fastapi</w:t>
+      </w:r>
+      <w:proofErr w:type="spellEnd"/>
+      <w:r>
+        <w:t xml:space="preserve"> import </w:t>
+      </w:r>
+      <w:proofErr w:type="spellStart"/>
+      <w:r>
+        <w:t>FastAPI</w:t>
+      </w:r>
+      <w:r>
+        <w:t>,Request</w:t>
+      </w:r>
+      <w:proofErr w:type="spellEnd"/>
+      <w:r>
+        <w:t xml:space="preserve"> </w:t>
+      </w:r>
+    </w:p>
+    <w:p>
+      <w:r>
+        <w:t xml:space="preserve">App = </w:t>
+      </w:r>
+      <w:proofErr w:type="spellStart"/>
+      <w:r>
+        <w:t>FastAPI</w:t>
+      </w:r>
+      <w:proofErr w:type="spellEnd"/>
+      <w:r>
+        <w:t xml:space="preserve">()    </w:t>
+      </w:r>
+      <w:r>
+        <w:tab/>
+      </w:r>
+      <w:r>
+        <w:tab/>
+      </w:r>
+      <w:r>
+        <w:tab/>
+        <w:t xml:space="preserve"># object created fast </w:t>
+      </w:r>
+      <w:proofErr w:type="spellStart"/>
+      <w:r>
+        <w:t>api</w:t>
+      </w:r>
+      <w:proofErr w:type="spellEnd"/>
+      <w:r>
+        <w:t xml:space="preserve"> </w:t>
+      </w:r>
     </w:p>
     <w:p>
       <w:pPr>
@@ -1279,6 +2178,119 @@
 <file path=word/numbering.xml><?xml version="1.0" encoding="utf-8"?>
 <w:numbering xmlns:wpc="http://schemas.microsoft.com/office/word/2010/wordprocessingCanvas" xmlns:cx="http://schemas.microsoft.com/office/drawing/2014/chartex" xmlns:cx1="http://schemas.microsoft.com/office/drawing/2015/9/8/chartex" xmlns:cx2="http://schemas.microsoft.com/office/drawing/2015/10/21/chartex" xmlns:cx3="http://schemas.microsoft.com/office/drawing/2016/5/9/chartex" xmlns:cx4="http://schemas.microsoft.com/office/drawing/2016/5/10/chartex" xmlns:cx5="http://schemas.microsoft.com/office/drawing/2016/5/11/chartex" xmlns:cx6="http://schemas.microsoft.com/office/drawing/2016/5/12/chartex" xmlns:cx7="http://schemas.microsoft.com/office/drawing/2016/5/13/chartex" xmlns:cx8="http://schemas.microsoft.com/office/drawing/2016/5/14/chartex" xmlns:mc="http://schemas.openxmlformats.org/markup-compatibility/2006" xmlns:aink="http://schemas.microsoft.com/office/drawing/2016/ink" xmlns:am3d="http://schemas.microsoft.com/office/drawing/2017/model3d" xmlns:o="urn:schemas-microsoft-com:office:office" xmlns:oel="http://schemas.microsoft.com/office/2019/extlst" xmlns:r="http://schemas.openxmlformats.org/officeDocument/2006/relationships" xmlns:m="http://schemas.openxmlformats.org/officeDocument/2006/math" xmlns:v="urn:schemas-microsoft-com:vml" xmlns:wp14="http://schemas.microsoft.com/office/word/2010/wordprocessingDrawing" xmlns:wp="http://schemas.openxmlformats.org/drawingml/2006/wordprocessingDrawing" xmlns:w10="urn:schemas-microsoft-com:office:word" xmlns:w="http://schemas.openxmlformats.org/wordprocessingml/2006/main" xmlns:w14="http://schemas.microsoft.com/office/word/2010/wordml" xmlns:w15="http://schemas.microsoft.com/office/word/2012/wordml" xmlns:w16cex="http://schemas.microsoft.com/office/word/2018/wordml/cex" xmlns:w16cid="http://schemas.microsoft.com/office/word/2016/wordml/cid" xmlns:w16="http://schemas.microsoft.com/office/word/2018/wordml" xmlns:w16du="http://schemas.microsoft.com/office/word/2023/wordml/word16du" xmlns:w16sdtdh="http://schemas.microsoft.com/office/word/2020/wordml/sdtdatahash" xmlns:w16sdtfl="http://schemas.microsoft.com/office/word/2024/wordml/sdtformatlock" xmlns:w16se="http://schemas.microsoft.com/office/word/2015/wordml/symex" xmlns:wpg="http://schemas.microsoft.com/office/word/2010/wordprocessingGroup" xmlns:wpi="http://schemas.microsoft.com/office/word/2010/wordprocessingInk" xmlns:wne="http://schemas.microsoft.com/office/word/2006/wordml" xmlns:wps="http://schemas.microsoft.com/office/word/2010/wordprocessingShape" mc:Ignorable="w14 w15 w16se w16cid w16 w16cex w16sdtdh w16sdtfl w16du wp14">
   <w:abstractNum w:abstractNumId="0" w15:restartNumberingAfterBreak="0">
+    <w:nsid w:val="15494453"/>
+    <w:multiLevelType w:val="hybridMultilevel"/>
+    <w:tmpl w:val="A7A623CC"/>
+    <w:lvl w:ilvl="0" w:tplc="40090001">
+      <w:start w:val="1"/>
+      <w:numFmt w:val="bullet"/>
+      <w:lvlText w:val=""/>
+      <w:lvlJc w:val="left"/>
+      <w:pPr>
+        <w:ind w:left="1440" w:hanging="360"/>
+      </w:pPr>
+      <w:rPr>
+        <w:rFonts w:ascii="Symbol" w:hAnsi="Symbol" w:hint="default"/>
+      </w:rPr>
+    </w:lvl>
+    <w:lvl w:ilvl="1" w:tplc="40090003" w:tentative="1">
+      <w:start w:val="1"/>
+      <w:numFmt w:val="bullet"/>
+      <w:lvlText w:val="o"/>
+      <w:lvlJc w:val="left"/>
+      <w:pPr>
+        <w:ind w:left="2160" w:hanging="360"/>
+      </w:pPr>
+      <w:rPr>
+        <w:rFonts w:ascii="Courier New" w:hAnsi="Courier New" w:cs="Courier New" w:hint="default"/>
+      </w:rPr>
+    </w:lvl>
+    <w:lvl w:ilvl="2" w:tplc="40090005" w:tentative="1">
+      <w:start w:val="1"/>
+      <w:numFmt w:val="bullet"/>
+      <w:lvlText w:val=""/>
+      <w:lvlJc w:val="left"/>
+      <w:pPr>
+        <w:ind w:left="2880" w:hanging="360"/>
+      </w:pPr>
+      <w:rPr>
+        <w:rFonts w:ascii="Wingdings" w:hAnsi="Wingdings" w:hint="default"/>
+      </w:rPr>
+    </w:lvl>
+    <w:lvl w:ilvl="3" w:tplc="40090001" w:tentative="1">
+      <w:start w:val="1"/>
+      <w:numFmt w:val="bullet"/>
+      <w:lvlText w:val=""/>
+      <w:lvlJc w:val="left"/>
+      <w:pPr>
+        <w:ind w:left="3600" w:hanging="360"/>
+      </w:pPr>
+      <w:rPr>
+        <w:rFonts w:ascii="Symbol" w:hAnsi="Symbol" w:hint="default"/>
+      </w:rPr>
+    </w:lvl>
+    <w:lvl w:ilvl="4" w:tplc="40090003" w:tentative="1">
+      <w:start w:val="1"/>
+      <w:numFmt w:val="bullet"/>
+      <w:lvlText w:val="o"/>
+      <w:lvlJc w:val="left"/>
+      <w:pPr>
+        <w:ind w:left="4320" w:hanging="360"/>
+      </w:pPr>
+      <w:rPr>
+        <w:rFonts w:ascii="Courier New" w:hAnsi="Courier New" w:cs="Courier New" w:hint="default"/>
+      </w:rPr>
+    </w:lvl>
+    <w:lvl w:ilvl="5" w:tplc="40090005" w:tentative="1">
+      <w:start w:val="1"/>
+      <w:numFmt w:val="bullet"/>
+      <w:lvlText w:val=""/>
+      <w:lvlJc w:val="left"/>
+      <w:pPr>
+        <w:ind w:left="5040" w:hanging="360"/>
+      </w:pPr>
+      <w:rPr>
+        <w:rFonts w:ascii="Wingdings" w:hAnsi="Wingdings" w:hint="default"/>
+      </w:rPr>
+    </w:lvl>
+    <w:lvl w:ilvl="6" w:tplc="40090001" w:tentative="1">
+      <w:start w:val="1"/>
+      <w:numFmt w:val="bullet"/>
+      <w:lvlText w:val=""/>
+      <w:lvlJc w:val="left"/>
+      <w:pPr>
+        <w:ind w:left="5760" w:hanging="360"/>
+      </w:pPr>
+      <w:rPr>
+        <w:rFonts w:ascii="Symbol" w:hAnsi="Symbol" w:hint="default"/>
+      </w:rPr>
+    </w:lvl>
+    <w:lvl w:ilvl="7" w:tplc="40090003" w:tentative="1">
+      <w:start w:val="1"/>
+      <w:numFmt w:val="bullet"/>
+      <w:lvlText w:val="o"/>
+      <w:lvlJc w:val="left"/>
+      <w:pPr>
+        <w:ind w:left="6480" w:hanging="360"/>
+      </w:pPr>
+      <w:rPr>
+        <w:rFonts w:ascii="Courier New" w:hAnsi="Courier New" w:cs="Courier New" w:hint="default"/>
+      </w:rPr>
+    </w:lvl>
+    <w:lvl w:ilvl="8" w:tplc="40090005" w:tentative="1">
+      <w:start w:val="1"/>
+      <w:numFmt w:val="bullet"/>
+      <w:lvlText w:val=""/>
+      <w:lvlJc w:val="left"/>
+      <w:pPr>
+        <w:ind w:left="7200" w:hanging="360"/>
+      </w:pPr>
+      <w:rPr>
+        <w:rFonts w:ascii="Wingdings" w:hAnsi="Wingdings" w:hint="default"/>
+      </w:rPr>
+    </w:lvl>
+  </w:abstractNum>
+  <w:abstractNum w:abstractNumId="1" w15:restartNumberingAfterBreak="0">
     <w:nsid w:val="1A5D1007"/>
     <w:multiLevelType w:val="hybridMultilevel"/>
     <w:tmpl w:val="3432D172"/>
@@ -1364,7 +2376,7 @@
       </w:pPr>
     </w:lvl>
   </w:abstractNum>
-  <w:abstractNum w:abstractNumId="1" w15:restartNumberingAfterBreak="0">
+  <w:abstractNum w:abstractNumId="2" w15:restartNumberingAfterBreak="0">
     <w:nsid w:val="1E5E3794"/>
     <w:multiLevelType w:val="hybridMultilevel"/>
     <w:tmpl w:val="B03C7DFA"/>
@@ -1450,7 +2462,7 @@
       </w:pPr>
     </w:lvl>
   </w:abstractNum>
-  <w:abstractNum w:abstractNumId="2" w15:restartNumberingAfterBreak="0">
+  <w:abstractNum w:abstractNumId="3" w15:restartNumberingAfterBreak="0">
     <w:nsid w:val="24D253AF"/>
     <w:multiLevelType w:val="hybridMultilevel"/>
     <w:tmpl w:val="4F4A26FE"/>
@@ -1536,7 +2548,7 @@
       </w:pPr>
     </w:lvl>
   </w:abstractNum>
-  <w:abstractNum w:abstractNumId="3" w15:restartNumberingAfterBreak="0">
+  <w:abstractNum w:abstractNumId="4" w15:restartNumberingAfterBreak="0">
     <w:nsid w:val="321F081C"/>
     <w:multiLevelType w:val="hybridMultilevel"/>
     <w:tmpl w:val="78025778"/>
@@ -1649,7 +2661,7 @@
       </w:rPr>
     </w:lvl>
   </w:abstractNum>
-  <w:abstractNum w:abstractNumId="4" w15:restartNumberingAfterBreak="0">
+  <w:abstractNum w:abstractNumId="5" w15:restartNumberingAfterBreak="0">
     <w:nsid w:val="32436DD4"/>
     <w:multiLevelType w:val="hybridMultilevel"/>
     <w:tmpl w:val="5B424A2A"/>
@@ -1762,7 +2774,7 @@
       </w:rPr>
     </w:lvl>
   </w:abstractNum>
-  <w:abstractNum w:abstractNumId="5" w15:restartNumberingAfterBreak="0">
+  <w:abstractNum w:abstractNumId="6" w15:restartNumberingAfterBreak="0">
     <w:nsid w:val="40221094"/>
     <w:multiLevelType w:val="hybridMultilevel"/>
     <w:tmpl w:val="3DC03882"/>
@@ -1875,7 +2887,7 @@
       </w:rPr>
     </w:lvl>
   </w:abstractNum>
-  <w:abstractNum w:abstractNumId="6" w15:restartNumberingAfterBreak="0">
+  <w:abstractNum w:abstractNumId="7" w15:restartNumberingAfterBreak="0">
     <w:nsid w:val="43D349E8"/>
     <w:multiLevelType w:val="hybridMultilevel"/>
     <w:tmpl w:val="300EF3DA"/>
@@ -1988,26 +3000,261 @@
       </w:rPr>
     </w:lvl>
   </w:abstractNum>
+  <w:abstractNum w:abstractNumId="8" w15:restartNumberingAfterBreak="0">
+    <w:nsid w:val="4C7B5F25"/>
+    <w:multiLevelType w:val="hybridMultilevel"/>
+    <w:tmpl w:val="907210AA"/>
+    <w:lvl w:ilvl="0" w:tplc="40090001">
+      <w:start w:val="1"/>
+      <w:numFmt w:val="bullet"/>
+      <w:lvlText w:val=""/>
+      <w:lvlJc w:val="left"/>
+      <w:pPr>
+        <w:ind w:left="720" w:hanging="360"/>
+      </w:pPr>
+      <w:rPr>
+        <w:rFonts w:ascii="Symbol" w:hAnsi="Symbol" w:hint="default"/>
+      </w:rPr>
+    </w:lvl>
+    <w:lvl w:ilvl="1" w:tplc="40090003" w:tentative="1">
+      <w:start w:val="1"/>
+      <w:numFmt w:val="bullet"/>
+      <w:lvlText w:val="o"/>
+      <w:lvlJc w:val="left"/>
+      <w:pPr>
+        <w:ind w:left="1440" w:hanging="360"/>
+      </w:pPr>
+      <w:rPr>
+        <w:rFonts w:ascii="Courier New" w:hAnsi="Courier New" w:cs="Courier New" w:hint="default"/>
+      </w:rPr>
+    </w:lvl>
+    <w:lvl w:ilvl="2" w:tplc="40090005" w:tentative="1">
+      <w:start w:val="1"/>
+      <w:numFmt w:val="bullet"/>
+      <w:lvlText w:val=""/>
+      <w:lvlJc w:val="left"/>
+      <w:pPr>
+        <w:ind w:left="2160" w:hanging="360"/>
+      </w:pPr>
+      <w:rPr>
+        <w:rFonts w:ascii="Wingdings" w:hAnsi="Wingdings" w:hint="default"/>
+      </w:rPr>
+    </w:lvl>
+    <w:lvl w:ilvl="3" w:tplc="40090001" w:tentative="1">
+      <w:start w:val="1"/>
+      <w:numFmt w:val="bullet"/>
+      <w:lvlText w:val=""/>
+      <w:lvlJc w:val="left"/>
+      <w:pPr>
+        <w:ind w:left="2880" w:hanging="360"/>
+      </w:pPr>
+      <w:rPr>
+        <w:rFonts w:ascii="Symbol" w:hAnsi="Symbol" w:hint="default"/>
+      </w:rPr>
+    </w:lvl>
+    <w:lvl w:ilvl="4" w:tplc="40090003" w:tentative="1">
+      <w:start w:val="1"/>
+      <w:numFmt w:val="bullet"/>
+      <w:lvlText w:val="o"/>
+      <w:lvlJc w:val="left"/>
+      <w:pPr>
+        <w:ind w:left="3600" w:hanging="360"/>
+      </w:pPr>
+      <w:rPr>
+        <w:rFonts w:ascii="Courier New" w:hAnsi="Courier New" w:cs="Courier New" w:hint="default"/>
+      </w:rPr>
+    </w:lvl>
+    <w:lvl w:ilvl="5" w:tplc="40090005" w:tentative="1">
+      <w:start w:val="1"/>
+      <w:numFmt w:val="bullet"/>
+      <w:lvlText w:val=""/>
+      <w:lvlJc w:val="left"/>
+      <w:pPr>
+        <w:ind w:left="4320" w:hanging="360"/>
+      </w:pPr>
+      <w:rPr>
+        <w:rFonts w:ascii="Wingdings" w:hAnsi="Wingdings" w:hint="default"/>
+      </w:rPr>
+    </w:lvl>
+    <w:lvl w:ilvl="6" w:tplc="40090001" w:tentative="1">
+      <w:start w:val="1"/>
+      <w:numFmt w:val="bullet"/>
+      <w:lvlText w:val=""/>
+      <w:lvlJc w:val="left"/>
+      <w:pPr>
+        <w:ind w:left="5040" w:hanging="360"/>
+      </w:pPr>
+      <w:rPr>
+        <w:rFonts w:ascii="Symbol" w:hAnsi="Symbol" w:hint="default"/>
+      </w:rPr>
+    </w:lvl>
+    <w:lvl w:ilvl="7" w:tplc="40090003" w:tentative="1">
+      <w:start w:val="1"/>
+      <w:numFmt w:val="bullet"/>
+      <w:lvlText w:val="o"/>
+      <w:lvlJc w:val="left"/>
+      <w:pPr>
+        <w:ind w:left="5760" w:hanging="360"/>
+      </w:pPr>
+      <w:rPr>
+        <w:rFonts w:ascii="Courier New" w:hAnsi="Courier New" w:cs="Courier New" w:hint="default"/>
+      </w:rPr>
+    </w:lvl>
+    <w:lvl w:ilvl="8" w:tplc="40090005" w:tentative="1">
+      <w:start w:val="1"/>
+      <w:numFmt w:val="bullet"/>
+      <w:lvlText w:val=""/>
+      <w:lvlJc w:val="left"/>
+      <w:pPr>
+        <w:ind w:left="6480" w:hanging="360"/>
+      </w:pPr>
+      <w:rPr>
+        <w:rFonts w:ascii="Wingdings" w:hAnsi="Wingdings" w:hint="default"/>
+      </w:rPr>
+    </w:lvl>
+  </w:abstractNum>
+  <w:abstractNum w:abstractNumId="9" w15:restartNumberingAfterBreak="0">
+    <w:nsid w:val="4E9446BA"/>
+    <w:multiLevelType w:val="hybridMultilevel"/>
+    <w:tmpl w:val="27AC5B52"/>
+    <w:lvl w:ilvl="0" w:tplc="40090001">
+      <w:start w:val="1"/>
+      <w:numFmt w:val="bullet"/>
+      <w:lvlText w:val=""/>
+      <w:lvlJc w:val="left"/>
+      <w:pPr>
+        <w:ind w:left="1800" w:hanging="360"/>
+      </w:pPr>
+      <w:rPr>
+        <w:rFonts w:ascii="Symbol" w:hAnsi="Symbol" w:hint="default"/>
+      </w:rPr>
+    </w:lvl>
+    <w:lvl w:ilvl="1" w:tplc="40090003" w:tentative="1">
+      <w:start w:val="1"/>
+      <w:numFmt w:val="bullet"/>
+      <w:lvlText w:val="o"/>
+      <w:lvlJc w:val="left"/>
+      <w:pPr>
+        <w:ind w:left="2520" w:hanging="360"/>
+      </w:pPr>
+      <w:rPr>
+        <w:rFonts w:ascii="Courier New" w:hAnsi="Courier New" w:cs="Courier New" w:hint="default"/>
+      </w:rPr>
+    </w:lvl>
+    <w:lvl w:ilvl="2" w:tplc="40090005" w:tentative="1">
+      <w:start w:val="1"/>
+      <w:numFmt w:val="bullet"/>
+      <w:lvlText w:val=""/>
+      <w:lvlJc w:val="left"/>
+      <w:pPr>
+        <w:ind w:left="3240" w:hanging="360"/>
+      </w:pPr>
+      <w:rPr>
+        <w:rFonts w:ascii="Wingdings" w:hAnsi="Wingdings" w:hint="default"/>
+      </w:rPr>
+    </w:lvl>
+    <w:lvl w:ilvl="3" w:tplc="40090001" w:tentative="1">
+      <w:start w:val="1"/>
+      <w:numFmt w:val="bullet"/>
+      <w:lvlText w:val=""/>
+      <w:lvlJc w:val="left"/>
+      <w:pPr>
+        <w:ind w:left="3960" w:hanging="360"/>
+      </w:pPr>
+      <w:rPr>
+        <w:rFonts w:ascii="Symbol" w:hAnsi="Symbol" w:hint="default"/>
+      </w:rPr>
+    </w:lvl>
+    <w:lvl w:ilvl="4" w:tplc="40090003" w:tentative="1">
+      <w:start w:val="1"/>
+      <w:numFmt w:val="bullet"/>
+      <w:lvlText w:val="o"/>
+      <w:lvlJc w:val="left"/>
+      <w:pPr>
+        <w:ind w:left="4680" w:hanging="360"/>
+      </w:pPr>
+      <w:rPr>
+        <w:rFonts w:ascii="Courier New" w:hAnsi="Courier New" w:cs="Courier New" w:hint="default"/>
+      </w:rPr>
+    </w:lvl>
+    <w:lvl w:ilvl="5" w:tplc="40090005" w:tentative="1">
+      <w:start w:val="1"/>
+      <w:numFmt w:val="bullet"/>
+      <w:lvlText w:val=""/>
+      <w:lvlJc w:val="left"/>
+      <w:pPr>
+        <w:ind w:left="5400" w:hanging="360"/>
+      </w:pPr>
+      <w:rPr>
+        <w:rFonts w:ascii="Wingdings" w:hAnsi="Wingdings" w:hint="default"/>
+      </w:rPr>
+    </w:lvl>
+    <w:lvl w:ilvl="6" w:tplc="40090001" w:tentative="1">
+      <w:start w:val="1"/>
+      <w:numFmt w:val="bullet"/>
+      <w:lvlText w:val=""/>
+      <w:lvlJc w:val="left"/>
+      <w:pPr>
+        <w:ind w:left="6120" w:hanging="360"/>
+      </w:pPr>
+      <w:rPr>
+        <w:rFonts w:ascii="Symbol" w:hAnsi="Symbol" w:hint="default"/>
+      </w:rPr>
+    </w:lvl>
+    <w:lvl w:ilvl="7" w:tplc="40090003" w:tentative="1">
+      <w:start w:val="1"/>
+      <w:numFmt w:val="bullet"/>
+      <w:lvlText w:val="o"/>
+      <w:lvlJc w:val="left"/>
+      <w:pPr>
+        <w:ind w:left="6840" w:hanging="360"/>
+      </w:pPr>
+      <w:rPr>
+        <w:rFonts w:ascii="Courier New" w:hAnsi="Courier New" w:cs="Courier New" w:hint="default"/>
+      </w:rPr>
+    </w:lvl>
+    <w:lvl w:ilvl="8" w:tplc="40090005" w:tentative="1">
+      <w:start w:val="1"/>
+      <w:numFmt w:val="bullet"/>
+      <w:lvlText w:val=""/>
+      <w:lvlJc w:val="left"/>
+      <w:pPr>
+        <w:ind w:left="7560" w:hanging="360"/>
+      </w:pPr>
+      <w:rPr>
+        <w:rFonts w:ascii="Wingdings" w:hAnsi="Wingdings" w:hint="default"/>
+      </w:rPr>
+    </w:lvl>
+  </w:abstractNum>
   <w:num w:numId="1" w16cid:durableId="86121427">
+    <w:abstractNumId w:val="1"/>
+  </w:num>
+  <w:num w:numId="2" w16cid:durableId="1855997513">
+    <w:abstractNumId w:val="3"/>
+  </w:num>
+  <w:num w:numId="3" w16cid:durableId="1151290287">
+    <w:abstractNumId w:val="4"/>
+  </w:num>
+  <w:num w:numId="4" w16cid:durableId="823669273">
+    <w:abstractNumId w:val="5"/>
+  </w:num>
+  <w:num w:numId="5" w16cid:durableId="1150444124">
+    <w:abstractNumId w:val="2"/>
+  </w:num>
+  <w:num w:numId="6" w16cid:durableId="1984577701">
+    <w:abstractNumId w:val="6"/>
+  </w:num>
+  <w:num w:numId="7" w16cid:durableId="72439294">
+    <w:abstractNumId w:val="7"/>
+  </w:num>
+  <w:num w:numId="8" w16cid:durableId="1816750277">
     <w:abstractNumId w:val="0"/>
   </w:num>
-  <w:num w:numId="2" w16cid:durableId="1855997513">
-    <w:abstractNumId w:val="2"/>
+  <w:num w:numId="9" w16cid:durableId="238291806">
+    <w:abstractNumId w:val="9"/>
   </w:num>
-  <w:num w:numId="3" w16cid:durableId="1151290287">
-    <w:abstractNumId w:val="3"/>
-  </w:num>
-  <w:num w:numId="4" w16cid:durableId="823669273">
-    <w:abstractNumId w:val="4"/>
-  </w:num>
-  <w:num w:numId="5" w16cid:durableId="1150444124">
-    <w:abstractNumId w:val="1"/>
-  </w:num>
-  <w:num w:numId="6" w16cid:durableId="1984577701">
-    <w:abstractNumId w:val="5"/>
-  </w:num>
-  <w:num w:numId="7" w16cid:durableId="72439294">
-    <w:abstractNumId w:val="6"/>
+  <w:num w:numId="10" w16cid:durableId="1462991755">
+    <w:abstractNumId w:val="8"/>
   </w:num>
 </w:numbering>
 </file>

--- a/documents/step by step learn fast api.docx
+++ b/documents/step by step learn fast api.docx
@@ -68,8 +68,13 @@
           <w:numId w:val="1"/>
         </w:numPr>
       </w:pPr>
-      <w:r>
-        <w:t xml:space="preserve">Command :- python -m </w:t>
+      <w:proofErr w:type="gramStart"/>
+      <w:r>
+        <w:t>Command :</w:t>
+      </w:r>
+      <w:proofErr w:type="gramEnd"/>
+      <w:r>
+        <w:t xml:space="preserve">- python -m </w:t>
       </w:r>
       <w:proofErr w:type="spellStart"/>
       <w:r>
@@ -91,8 +96,17 @@
           <w:numId w:val="1"/>
         </w:numPr>
       </w:pPr>
-      <w:r>
-        <w:t>Activate :- .\</w:t>
+      <w:proofErr w:type="gramStart"/>
+      <w:r>
+        <w:t>Activate :</w:t>
+      </w:r>
+      <w:proofErr w:type="gramEnd"/>
+      <w:r>
+        <w:t>-</w:t>
+      </w:r>
+      <w:proofErr w:type="gramStart"/>
+      <w:r>
+        <w:t xml:space="preserve"> .\</w:t>
       </w:r>
       <w:proofErr w:type="spellStart"/>
       <w:r>
@@ -103,12 +117,24 @@
         <w:t>\Script\</w:t>
       </w:r>
       <w:r>
-        <w:t xml:space="preserve">Activate </w:t>
-      </w:r>
-    </w:p>
-    <w:p>
-      <w:r>
-        <w:t xml:space="preserve">Step 02 : install related package </w:t>
+        <w:t>Activate</w:t>
+      </w:r>
+      <w:proofErr w:type="gramEnd"/>
+      <w:r>
+        <w:t xml:space="preserve"> </w:t>
+      </w:r>
+    </w:p>
+    <w:p>
+      <w:r>
+        <w:t xml:space="preserve">Step </w:t>
+      </w:r>
+      <w:proofErr w:type="gramStart"/>
+      <w:r>
+        <w:t>02 :</w:t>
+      </w:r>
+      <w:proofErr w:type="gramEnd"/>
+      <w:r>
+        <w:t xml:space="preserve"> install related package </w:t>
       </w:r>
     </w:p>
     <w:p>
@@ -123,6 +149,7 @@
         <w:t xml:space="preserve">Pip -m install </w:t>
       </w:r>
       <w:proofErr w:type="spellStart"/>
+      <w:proofErr w:type="gramStart"/>
       <w:r>
         <w:t>FastAPI</w:t>
       </w:r>
@@ -131,15 +158,32 @@
         <w:t xml:space="preserve"> </w:t>
       </w:r>
       <w:r>
-        <w:t xml:space="preserve"> or pip -m install “</w:t>
-      </w:r>
-      <w:proofErr w:type="spellStart"/>
+        <w:t xml:space="preserve"> or</w:t>
+      </w:r>
+      <w:proofErr w:type="gramEnd"/>
+      <w:r>
+        <w:t xml:space="preserve"> pip -m install “</w:t>
+      </w:r>
+      <w:proofErr w:type="spellStart"/>
+      <w:proofErr w:type="gramStart"/>
       <w:r>
         <w:t>FastAPI</w:t>
       </w:r>
       <w:proofErr w:type="spellEnd"/>
       <w:r>
-        <w:t>[“standard ”]”</w:t>
+        <w:t>[</w:t>
+      </w:r>
+      <w:proofErr w:type="gramEnd"/>
+      <w:r>
+        <w:t>“</w:t>
+      </w:r>
+      <w:proofErr w:type="gramStart"/>
+      <w:r>
+        <w:t>standard ”</w:t>
+      </w:r>
+      <w:proofErr w:type="gramEnd"/>
+      <w:r>
+        <w:t>]”</w:t>
       </w:r>
     </w:p>
     <w:p>
@@ -269,8 +313,13 @@
           <w:bCs/>
         </w:rPr>
       </w:pPr>
-      <w:r>
-        <w:t xml:space="preserve">Ready  for running fast </w:t>
+      <w:proofErr w:type="gramStart"/>
+      <w:r>
+        <w:t>Ready  for</w:t>
+      </w:r>
+      <w:proofErr w:type="gramEnd"/>
+      <w:r>
+        <w:t xml:space="preserve"> running fast </w:t>
       </w:r>
       <w:proofErr w:type="spellStart"/>
       <w:r>
@@ -359,12 +408,17 @@
         <w:t xml:space="preserve">App = </w:t>
       </w:r>
       <w:proofErr w:type="spellStart"/>
+      <w:proofErr w:type="gramStart"/>
       <w:r>
         <w:t>FastAPI</w:t>
       </w:r>
       <w:proofErr w:type="spellEnd"/>
       <w:r>
-        <w:t xml:space="preserve">()   </w:t>
+        <w:t>(</w:t>
+      </w:r>
+      <w:proofErr w:type="gramEnd"/>
+      <w:r>
+        <w:t xml:space="preserve">)   </w:t>
       </w:r>
       <w:r>
         <w:tab/>
@@ -417,14 +471,27 @@
       <w:r>
         <w:t>/test-route</w:t>
       </w:r>
+      <w:proofErr w:type="gramStart"/>
       <w:r>
         <w:t>”)</w:t>
       </w:r>
       <w:r>
-        <w:t xml:space="preserve">         #this </w:t>
-      </w:r>
-      <w:r>
-        <w:t xml:space="preserve">is get method fetch only data </w:t>
+        <w:t xml:space="preserve">   </w:t>
+      </w:r>
+      <w:proofErr w:type="gramEnd"/>
+      <w:r>
+        <w:t xml:space="preserve">      #this </w:t>
+      </w:r>
+      <w:r>
+        <w:t xml:space="preserve">is </w:t>
+      </w:r>
+      <w:proofErr w:type="gramStart"/>
+      <w:r>
+        <w:t>get</w:t>
+      </w:r>
+      <w:proofErr w:type="gramEnd"/>
+      <w:r>
+        <w:t xml:space="preserve"> method fetch only data </w:t>
       </w:r>
     </w:p>
     <w:p>
@@ -435,12 +502,17 @@
         <w:t xml:space="preserve">Def </w:t>
       </w:r>
       <w:proofErr w:type="spellStart"/>
+      <w:proofErr w:type="gramStart"/>
       <w:r>
         <w:t>testFuncation</w:t>
       </w:r>
       <w:proofErr w:type="spellEnd"/>
       <w:r>
-        <w:t>():</w:t>
+        <w:t>(</w:t>
+      </w:r>
+      <w:proofErr w:type="gramEnd"/>
+      <w:r>
+        <w:t>):</w:t>
       </w:r>
     </w:p>
     <w:p>
@@ -453,12 +525,17 @@
       </w:r>
       <w:proofErr w:type="spellStart"/>
       <w:r>
-        <w:t>message”:”</w:t>
+        <w:t>message”</w:t>
+      </w:r>
+      <w:proofErr w:type="gramStart"/>
+      <w:r>
+        <w:t>:”</w:t>
       </w:r>
       <w:r>
         <w:t>Your</w:t>
       </w:r>
       <w:proofErr w:type="spellEnd"/>
+      <w:proofErr w:type="gramEnd"/>
       <w:r>
         <w:t xml:space="preserve"> backend server is up fast </w:t>
       </w:r>
@@ -468,10 +545,18 @@
       </w:r>
       <w:proofErr w:type="spellEnd"/>
       <w:r>
-        <w:t xml:space="preserve"> is runed </w:t>
-      </w:r>
-      <w:r>
-        <w:t>”}</w:t>
+        <w:t xml:space="preserve"> is </w:t>
+      </w:r>
+      <w:proofErr w:type="gramStart"/>
+      <w:r>
+        <w:t xml:space="preserve">runed </w:t>
+      </w:r>
+      <w:r>
+        <w:t>”</w:t>
+      </w:r>
+      <w:proofErr w:type="gramEnd"/>
+      <w:r>
+        <w:t>}</w:t>
       </w:r>
     </w:p>
     <w:p>
@@ -585,10 +670,18 @@
         </w:numPr>
       </w:pPr>
       <w:r>
-        <w:t xml:space="preserve">What is path parameter </w:t>
-      </w:r>
-      <w:r>
-        <w:t xml:space="preserve">:- </w:t>
+        <w:t xml:space="preserve">What is path </w:t>
+      </w:r>
+      <w:proofErr w:type="gramStart"/>
+      <w:r>
+        <w:t xml:space="preserve">parameter </w:t>
+      </w:r>
+      <w:r>
+        <w:t>:</w:t>
+      </w:r>
+      <w:proofErr w:type="gramEnd"/>
+      <w:r>
+        <w:t xml:space="preserve">- </w:t>
       </w:r>
       <w:r>
         <w:t xml:space="preserve">In Python, a </w:t>
@@ -640,7 +733,15 @@
           <w:b/>
           <w:bCs/>
         </w:rPr>
-        <w:t xml:space="preserve">How use our program </w:t>
+        <w:t xml:space="preserve">How use our </w:t>
+      </w:r>
+      <w:proofErr w:type="gramStart"/>
+      <w:r>
+        <w:rPr>
+          <w:b/>
+          <w:bCs/>
+        </w:rPr>
+        <w:t xml:space="preserve">program </w:t>
       </w:r>
       <w:r>
         <w:rPr>
@@ -649,6 +750,7 @@
         </w:rPr>
         <w:t xml:space="preserve"> *</w:t>
       </w:r>
+      <w:proofErr w:type="gramEnd"/>
     </w:p>
     <w:p>
       <w:pPr>
@@ -716,12 +818,17 @@
         <w:t xml:space="preserve">App = </w:t>
       </w:r>
       <w:proofErr w:type="spellStart"/>
+      <w:proofErr w:type="gramStart"/>
       <w:r>
         <w:t>FastAPI</w:t>
       </w:r>
       <w:proofErr w:type="spellEnd"/>
       <w:r>
-        <w:t>()</w:t>
+        <w:t>(</w:t>
+      </w:r>
+      <w:proofErr w:type="gramEnd"/>
+      <w:r>
+        <w:t>)</w:t>
       </w:r>
     </w:p>
     <w:p>
@@ -735,11 +842,16 @@
       <w:r>
         <w:t>{pathParameter}</w:t>
       </w:r>
+      <w:proofErr w:type="gramStart"/>
       <w:r>
         <w:t xml:space="preserve">”) </w:t>
       </w:r>
       <w:r>
-        <w:t xml:space="preserve">      # we need to send with route and </w:t>
+        <w:t xml:space="preserve">  </w:t>
+      </w:r>
+      <w:proofErr w:type="gramEnd"/>
+      <w:r>
+        <w:t xml:space="preserve">    # we need to send with route and </w:t>
       </w:r>
       <w:r>
         <w:t xml:space="preserve">function parameter </w:t>
@@ -792,6 +904,7 @@
         <w:t xml:space="preserve"> </w:t>
       </w:r>
       <w:proofErr w:type="spellStart"/>
+      <w:proofErr w:type="gramStart"/>
       <w:r>
         <w:t>pathparameter</w:t>
       </w:r>
@@ -799,6 +912,7 @@
       <w:r>
         <w:t xml:space="preserve"> }</w:t>
       </w:r>
+      <w:proofErr w:type="gramEnd"/>
       <w:r>
         <w:t xml:space="preserve">        </w:t>
       </w:r>
@@ -828,7 +942,15 @@
     </w:p>
     <w:p>
       <w:r>
-        <w:t xml:space="preserve"> This requirement txt file your main file for example you clone your repo that not available </w:t>
+        <w:t xml:space="preserve"> This requirement txt </w:t>
+      </w:r>
+      <w:proofErr w:type="gramStart"/>
+      <w:r>
+        <w:t>file</w:t>
+      </w:r>
+      <w:proofErr w:type="gramEnd"/>
+      <w:r>
+        <w:t xml:space="preserve"> your main file for example you clone your repo that not available </w:t>
       </w:r>
       <w:r>
         <w:t xml:space="preserve">those we need to install this simple create this command throw </w:t>
@@ -1194,12 +1316,17 @@
         <w:t xml:space="preserve">App = </w:t>
       </w:r>
       <w:proofErr w:type="spellStart"/>
+      <w:proofErr w:type="gramStart"/>
       <w:r>
         <w:t>FastAPI</w:t>
       </w:r>
       <w:proofErr w:type="spellEnd"/>
       <w:r>
-        <w:t>()</w:t>
+        <w:t>(</w:t>
+      </w:r>
+      <w:proofErr w:type="gramEnd"/>
+      <w:r>
+        <w:t>)</w:t>
       </w:r>
     </w:p>
     <w:p>
@@ -1271,7 +1398,15 @@
         <w:ind w:left="1080"/>
       </w:pPr>
       <w:r>
-        <w:t xml:space="preserve">#  find logic use for loop in loop find to this id </w:t>
+        <w:t xml:space="preserve">#  </w:t>
+      </w:r>
+      <w:proofErr w:type="gramStart"/>
+      <w:r>
+        <w:t>find</w:t>
+      </w:r>
+      <w:proofErr w:type="gramEnd"/>
+      <w:r>
+        <w:t xml:space="preserve"> logic use for loop in loop find to this id </w:t>
       </w:r>
     </w:p>
     <w:p>
@@ -1349,7 +1484,11 @@
       </w:r>
       <w:r>
         <w:tab/>
-        <w:t>Return {</w:t>
+        <w:t xml:space="preserve">Return </w:t>
+      </w:r>
+      <w:proofErr w:type="gramStart"/>
+      <w:r>
+        <w:t>{</w:t>
       </w:r>
       <w:r>
         <w:t xml:space="preserve"> </w:t>
@@ -1359,6 +1498,7 @@
         <w:t>searchId</w:t>
       </w:r>
       <w:proofErr w:type="spellEnd"/>
+      <w:proofErr w:type="gramEnd"/>
       <w:r>
         <w:t xml:space="preserve"> }</w:t>
       </w:r>
@@ -1393,14 +1533,46 @@
           <w:b/>
           <w:bCs/>
         </w:rPr>
-        <w:t xml:space="preserve">** Request parameter use default python </w:t>
-      </w:r>
-      <w:r>
-        <w:rPr>
-          <w:b/>
-          <w:bCs/>
-        </w:rPr>
-        <w:t xml:space="preserve"> fast </w:t>
+        <w:t xml:space="preserve">** Request </w:t>
+      </w:r>
+      <w:proofErr w:type="gramStart"/>
+      <w:r>
+        <w:rPr>
+          <w:b/>
+          <w:bCs/>
+        </w:rPr>
+        <w:t>parameter</w:t>
+      </w:r>
+      <w:proofErr w:type="gramEnd"/>
+      <w:r>
+        <w:rPr>
+          <w:b/>
+          <w:bCs/>
+        </w:rPr>
+        <w:t xml:space="preserve"> use default </w:t>
+      </w:r>
+      <w:proofErr w:type="gramStart"/>
+      <w:r>
+        <w:rPr>
+          <w:b/>
+          <w:bCs/>
+        </w:rPr>
+        <w:t xml:space="preserve">python </w:t>
+      </w:r>
+      <w:r>
+        <w:rPr>
+          <w:b/>
+          <w:bCs/>
+        </w:rPr>
+        <w:t xml:space="preserve"> fast</w:t>
+      </w:r>
+      <w:proofErr w:type="gramEnd"/>
+      <w:r>
+        <w:rPr>
+          <w:b/>
+          <w:bCs/>
+        </w:rPr>
+        <w:t xml:space="preserve"> </w:t>
       </w:r>
       <w:proofErr w:type="spellStart"/>
       <w:r>
@@ -1441,8 +1613,13 @@
       <w:r>
         <w:t xml:space="preserve">This python free build </w:t>
       </w:r>
-      <w:r>
-        <w:t xml:space="preserve">library  - we can import and used </w:t>
+      <w:proofErr w:type="gramStart"/>
+      <w:r>
+        <w:t>library  -</w:t>
+      </w:r>
+      <w:proofErr w:type="gramEnd"/>
+      <w:r>
+        <w:t xml:space="preserve"> we can import and used </w:t>
       </w:r>
     </w:p>
     <w:p>
@@ -1475,12 +1652,17 @@
         <w:t xml:space="preserve"> import </w:t>
       </w:r>
       <w:proofErr w:type="spellStart"/>
+      <w:proofErr w:type="gramStart"/>
       <w:r>
         <w:t>fastapi</w:t>
       </w:r>
       <w:proofErr w:type="spellEnd"/>
       <w:r>
-        <w:t xml:space="preserve"> ,Request </w:t>
+        <w:t xml:space="preserve"> ,Request</w:t>
+      </w:r>
+      <w:proofErr w:type="gramEnd"/>
+      <w:r>
+        <w:t xml:space="preserve"> </w:t>
       </w:r>
     </w:p>
     <w:p>
@@ -1492,21 +1674,34 @@
         <w:t xml:space="preserve">App = </w:t>
       </w:r>
       <w:proofErr w:type="spellStart"/>
+      <w:proofErr w:type="gramStart"/>
       <w:r>
         <w:t>FastAPI</w:t>
       </w:r>
       <w:proofErr w:type="spellEnd"/>
       <w:r>
-        <w:t>()</w:t>
-      </w:r>
-    </w:p>
-    <w:p>
-      <w:pPr>
-        <w:pStyle w:val="ListParagraph"/>
-        <w:ind w:left="1080"/>
-      </w:pPr>
-      <w:r>
-        <w:t xml:space="preserve"># this object fast </w:t>
+        <w:t>(</w:t>
+      </w:r>
+      <w:proofErr w:type="gramEnd"/>
+      <w:r>
+        <w:t>)</w:t>
+      </w:r>
+    </w:p>
+    <w:p>
+      <w:pPr>
+        <w:pStyle w:val="ListParagraph"/>
+        <w:ind w:left="1080"/>
+      </w:pPr>
+      <w:r>
+        <w:t xml:space="preserve"># </w:t>
+      </w:r>
+      <w:proofErr w:type="gramStart"/>
+      <w:r>
+        <w:t>this</w:t>
+      </w:r>
+      <w:proofErr w:type="gramEnd"/>
+      <w:r>
+        <w:t xml:space="preserve"> object fast </w:t>
       </w:r>
       <w:proofErr w:type="spellStart"/>
       <w:r>
@@ -1570,10 +1765,12 @@
         <w:t>(</w:t>
       </w:r>
       <w:proofErr w:type="spellStart"/>
+      <w:proofErr w:type="gramStart"/>
       <w:r>
         <w:t>request:Request</w:t>
       </w:r>
       <w:proofErr w:type="spellEnd"/>
+      <w:proofErr w:type="gramEnd"/>
       <w:r>
         <w:t>):</w:t>
       </w:r>
@@ -1595,8 +1792,13 @@
         <w:t>(</w:t>
       </w:r>
       <w:proofErr w:type="spellStart"/>
-      <w:r>
-        <w:t>request.path_params</w:t>
+      <w:proofErr w:type="gramStart"/>
+      <w:r>
+        <w:t>request.path</w:t>
+      </w:r>
+      <w:proofErr w:type="gramEnd"/>
+      <w:r>
+        <w:t>_params</w:t>
       </w:r>
       <w:proofErr w:type="spellEnd"/>
       <w:r>
@@ -1702,7 +1904,15 @@
           <w:b/>
           <w:bCs/>
         </w:rPr>
-        <w:t xml:space="preserve">Use following method this type </w:t>
+        <w:t xml:space="preserve">Use following method this </w:t>
+      </w:r>
+      <w:proofErr w:type="gramStart"/>
+      <w:r>
+        <w:rPr>
+          <w:b/>
+          <w:bCs/>
+        </w:rPr>
+        <w:t xml:space="preserve">type </w:t>
       </w:r>
       <w:r>
         <w:rPr>
@@ -1718,6 +1928,7 @@
         </w:rPr>
         <w:t>*</w:t>
       </w:r>
+      <w:proofErr w:type="gramEnd"/>
     </w:p>
     <w:p>
       <w:pPr>
@@ -1836,6 +2047,7 @@
           <w:numId w:val="10"/>
         </w:numPr>
       </w:pPr>
+      <w:proofErr w:type="gramStart"/>
       <w:r>
         <w:rPr>
           <w:b/>
@@ -1848,7 +2060,15 @@
           <w:b/>
           <w:bCs/>
         </w:rPr>
-        <w:t xml:space="preserve">:- </w:t>
+        <w:t>:-</w:t>
+      </w:r>
+      <w:proofErr w:type="gramEnd"/>
+      <w:r>
+        <w:rPr>
+          <w:b/>
+          <w:bCs/>
+        </w:rPr>
+        <w:t xml:space="preserve"> </w:t>
       </w:r>
       <w:r>
         <w:t>Sends a request from the client to the server to delete an existing resource.</w:t>
@@ -1900,14 +2120,30 @@
           <w:b/>
           <w:bCs/>
         </w:rPr>
-        <w:t xml:space="preserve"> throw </w:t>
-      </w:r>
-      <w:r>
-        <w:rPr>
-          <w:b/>
-          <w:bCs/>
-        </w:rPr>
-        <w:t xml:space="preserve"> * </w:t>
+        <w:t xml:space="preserve"> </w:t>
+      </w:r>
+      <w:proofErr w:type="gramStart"/>
+      <w:r>
+        <w:rPr>
+          <w:b/>
+          <w:bCs/>
+        </w:rPr>
+        <w:t xml:space="preserve">throw </w:t>
+      </w:r>
+      <w:r>
+        <w:rPr>
+          <w:b/>
+          <w:bCs/>
+        </w:rPr>
+        <w:t xml:space="preserve"> *</w:t>
+      </w:r>
+      <w:proofErr w:type="gramEnd"/>
+      <w:r>
+        <w:rPr>
+          <w:b/>
+          <w:bCs/>
+        </w:rPr>
+        <w:t xml:space="preserve"> </w:t>
       </w:r>
     </w:p>
     <w:p>
@@ -2075,7 +2311,15 @@
           <w:b/>
           <w:bCs/>
         </w:rPr>
-        <w:t xml:space="preserve">Example of get method </w:t>
+        <w:t xml:space="preserve">Example of get </w:t>
+      </w:r>
+      <w:proofErr w:type="gramStart"/>
+      <w:r>
+        <w:rPr>
+          <w:b/>
+          <w:bCs/>
+        </w:rPr>
+        <w:t xml:space="preserve">method </w:t>
       </w:r>
       <w:r>
         <w:rPr>
@@ -2084,6 +2328,7 @@
         </w:rPr>
         <w:t>:</w:t>
       </w:r>
+      <w:proofErr w:type="gramEnd"/>
     </w:p>
     <w:p>
       <w:r>
@@ -2098,6 +2343,7 @@
         <w:t xml:space="preserve"> import </w:t>
       </w:r>
       <w:proofErr w:type="spellStart"/>
+      <w:proofErr w:type="gramStart"/>
       <w:r>
         <w:t>FastAPI</w:t>
       </w:r>
@@ -2105,6 +2351,7 @@
         <w:t>,Request</w:t>
       </w:r>
       <w:proofErr w:type="spellEnd"/>
+      <w:proofErr w:type="gramEnd"/>
       <w:r>
         <w:t xml:space="preserve"> </w:t>
       </w:r>
@@ -2114,12 +2361,17 @@
         <w:t xml:space="preserve">App = </w:t>
       </w:r>
       <w:proofErr w:type="spellStart"/>
+      <w:proofErr w:type="gramStart"/>
       <w:r>
         <w:t>FastAPI</w:t>
       </w:r>
       <w:proofErr w:type="spellEnd"/>
       <w:r>
-        <w:t xml:space="preserve">()    </w:t>
+        <w:t>(</w:t>
+      </w:r>
+      <w:proofErr w:type="gramEnd"/>
+      <w:r>
+        <w:t xml:space="preserve">)    </w:t>
       </w:r>
       <w:r>
         <w:tab/>
@@ -2140,6 +2392,65 @@
         <w:t xml:space="preserve"> </w:t>
       </w:r>
     </w:p>
+    <w:p/>
+    <w:p>
+      <w:r>
+        <w:t xml:space="preserve"># </w:t>
+      </w:r>
+      <w:proofErr w:type="gramStart"/>
+      <w:r>
+        <w:t>get</w:t>
+      </w:r>
+      <w:proofErr w:type="gramEnd"/>
+      <w:r>
+        <w:t xml:space="preserve"> all data </w:t>
+      </w:r>
+    </w:p>
+    <w:p>
+      <w:r>
+        <w:t>@app.get(“/fetch-all-data”)</w:t>
+      </w:r>
+    </w:p>
+    <w:p>
+      <w:r>
+        <w:t xml:space="preserve">Def </w:t>
+      </w:r>
+      <w:proofErr w:type="spellStart"/>
+      <w:proofErr w:type="gramStart"/>
+      <w:r>
+        <w:t>fetchAllData</w:t>
+      </w:r>
+      <w:proofErr w:type="spellEnd"/>
+      <w:r>
+        <w:t>(</w:t>
+      </w:r>
+      <w:proofErr w:type="gramEnd"/>
+      <w:r>
+        <w:t>):</w:t>
+      </w:r>
+    </w:p>
+    <w:p>
+      <w:r>
+        <w:t>Return {“Message”:</w:t>
+      </w:r>
+      <w:r>
+        <w:t xml:space="preserve"> </w:t>
+      </w:r>
+      <w:proofErr w:type="gramStart"/>
+      <w:r>
+        <w:t xml:space="preserve">product </w:t>
+      </w:r>
+      <w:r>
+        <w:t>}</w:t>
+      </w:r>
+      <w:proofErr w:type="gramEnd"/>
+    </w:p>
+    <w:p/>
+    <w:p/>
+    <w:p/>
+    <w:p/>
+    <w:p/>
+    <w:p/>
     <w:p>
       <w:pPr>
         <w:ind w:left="360"/>
@@ -3867,6 +4178,7 @@
   <w:style w:type="character" w:default="1" w:styleId="DefaultParagraphFont">
     <w:name w:val="Default Paragraph Font"/>
     <w:uiPriority w:val="1"/>
+    <w:semiHidden/>
     <w:unhideWhenUsed/>
   </w:style>
   <w:style w:type="table" w:default="1" w:styleId="TableNormal">
